--- a/SEM 7/$Mini Projects/AIDS-2/AIDS-2 Report Tauji.docx
+++ b/SEM 7/$Mini Projects/AIDS-2/AIDS-2 Report Tauji.docx
@@ -1334,16 +1334,7 @@
             <w:rPr>
               <w:rFonts w:ascii="Cambria Math" w:hAnsi="Cambria Math"/>
             </w:rPr>
-            <m:t>TF</m:t>
-          </m:r>
-          <m:r>
-            <m:rPr>
-              <m:sty m:val="bi"/>
-            </m:rPr>
-            <w:rPr>
-              <w:rFonts w:ascii="Cambria Math" w:hAnsi="Cambria Math"/>
-            </w:rPr>
-            <m:t xml:space="preserve"> </m:t>
+            <m:t xml:space="preserve">TF </m:t>
           </m:r>
           <m:d>
             <m:dPr>
@@ -1403,25 +1394,7 @@
             <w:rPr>
               <w:rFonts w:ascii="Cambria Math" w:eastAsiaTheme="minorEastAsia" w:hAnsi="Cambria Math"/>
             </w:rPr>
-            <m:t>IDF</m:t>
-          </m:r>
-          <m:r>
-            <m:rPr>
-              <m:sty m:val="bi"/>
-            </m:rPr>
-            <w:rPr>
-              <w:rFonts w:ascii="Cambria Math" w:eastAsiaTheme="minorEastAsia" w:hAnsi="Cambria Math"/>
-            </w:rPr>
-            <m:t xml:space="preserve"> </m:t>
-          </m:r>
-          <m:r>
-            <m:rPr>
-              <m:sty m:val="bi"/>
-            </m:rPr>
-            <w:rPr>
-              <w:rFonts w:ascii="Cambria Math" w:eastAsiaTheme="minorEastAsia" w:hAnsi="Cambria Math"/>
-            </w:rPr>
-            <m:t>(i)=log(N/N(i))</m:t>
+            <m:t>IDF (i)=log(N/N(i))</m:t>
           </m:r>
         </m:oMath>
       </m:oMathPara>
@@ -2022,6 +1995,9 @@
         <w:pStyle w:val="Seperator"/>
       </w:pPr>
       <w:r>
+        <w:rPr>
+          <w:noProof/>
+        </w:rPr>
         <w:drawing>
           <wp:inline distT="0" distB="0" distL="0" distR="0" wp14:anchorId="3FF64193" wp14:editId="43F68F55">
             <wp:extent cx="6188710" cy="3028950"/>
@@ -2076,6 +2052,9 @@
         <w:pStyle w:val="Seperator"/>
       </w:pPr>
       <w:r>
+        <w:rPr>
+          <w:noProof/>
+        </w:rPr>
         <w:drawing>
           <wp:inline distT="0" distB="0" distL="0" distR="0" wp14:anchorId="2E20D460" wp14:editId="07D7248C">
             <wp:extent cx="6188710" cy="3045125"/>
@@ -2150,12 +2129,8 @@
       <w:pPr>
         <w:pStyle w:val="Heading"/>
       </w:pPr>
-    </w:p>
-    <w:p>
-      <w:pPr>
-        <w:pStyle w:val="Heading"/>
-      </w:pPr>
-      <w:r>
+      <w:r>
+        <w:lastRenderedPageBreak/>
         <w:t>Limitations</w:t>
       </w:r>
     </w:p>
@@ -2623,7 +2598,6 @@
         <w:rPr>
           <w:lang w:eastAsia="en-GB"/>
         </w:rPr>
-        <w:lastRenderedPageBreak/>
         <w:t xml:space="preserve">Sana Ma’am, </w:t>
       </w:r>
       <w:r>
@@ -2672,11 +2646,6 @@
         </w:rPr>
         <w:t>, classroom notes and academic reference material.</w:t>
       </w:r>
-    </w:p>
-    <w:p>
-      <w:pPr>
-        <w:pStyle w:val="Text"/>
-      </w:pPr>
     </w:p>
     <w:sectPr>
       <w:headerReference w:type="default" r:id="rId19"/>
@@ -5616,6 +5585,7 @@
   <w:style w:type="character" w:default="1" w:styleId="DefaultParagraphFont">
     <w:name w:val="Default Paragraph Font"/>
     <w:uiPriority w:val="1"/>
+    <w:semiHidden/>
     <w:unhideWhenUsed/>
   </w:style>
   <w:style w:type="table" w:default="1" w:styleId="TableNormal">
@@ -6394,7 +6364,7 @@
     <w:charset w:val="00"/>
     <w:family w:val="roman"/>
     <w:pitch w:val="variable"/>
-    <w:sig w:usb0="E0002AFF" w:usb1="C0007843" w:usb2="00000009" w:usb3="00000000" w:csb0="000001FF" w:csb1="00000000"/>
+    <w:sig w:usb0="E0002EFF" w:usb1="C000785B" w:usb2="00000009" w:usb3="00000000" w:csb0="000001FF" w:csb1="00000000"/>
   </w:font>
   <w:font w:name="Courier New">
     <w:panose1 w:val="02070309020205020404"/>
@@ -6415,14 +6385,14 @@
     <w:charset w:val="00"/>
     <w:family w:val="swiss"/>
     <w:pitch w:val="variable"/>
-    <w:sig w:usb0="E0002AFF" w:usb1="4000ACFF" w:usb2="00000001" w:usb3="00000000" w:csb0="000001FF" w:csb1="00000000"/>
+    <w:sig w:usb0="E4002EFF" w:usb1="C000247B" w:usb2="00000009" w:usb3="00000000" w:csb0="000001FF" w:csb1="00000000"/>
   </w:font>
   <w:font w:name="Calibri Light">
     <w:panose1 w:val="020F0302020204030204"/>
     <w:charset w:val="00"/>
     <w:family w:val="swiss"/>
     <w:pitch w:val="variable"/>
-    <w:sig w:usb0="A0002AEF" w:usb1="4000207B" w:usb2="00000000" w:usb3="00000000" w:csb0="000001FF" w:csb1="00000000"/>
+    <w:sig w:usb0="E4002EFF" w:usb1="C000247B" w:usb2="00000009" w:usb3="00000000" w:csb0="000001FF" w:csb1="00000000"/>
   </w:font>
   <w:font w:name="JetBrains Mono NL">
     <w:panose1 w:val="02000009000000000000"/>
@@ -6500,6 +6470,7 @@
     <w:rsid w:val="003D3188"/>
     <w:rsid w:val="004A7F83"/>
     <w:rsid w:val="004F7305"/>
+    <w:rsid w:val="0059560E"/>
     <w:rsid w:val="00624FA6"/>
     <w:rsid w:val="006D2E04"/>
     <w:rsid w:val="006D6DDF"/>
